--- a/resources/dist/mapmaker/sheets/civil-war-battlefields-student-sheet-en.docx
+++ b/resources/dist/mapmaker/sheets/civil-war-battlefields-student-sheet-en.docx
@@ -64,7 +64,7 @@
         </w:rPr>
         <w:t xml:space="preserve">Open the map in MapMaker: </w:t>
       </w:r>
-      <w:hyperlink w:history="1" r:id="rId4klpo9ocuerg7l5bsvpqe">
+      <w:hyperlink w:history="1" r:id="rIdcuwyr7sy4scyw7v2nx3rj">
         <w:r>
           <w:rPr>
             <w:i/>

--- a/resources/dist/mapmaker/sheets/civil-war-battlefields-student-sheet-en.docx
+++ b/resources/dist/mapmaker/sheets/civil-war-battlefields-student-sheet-en.docx
@@ -64,7 +64,7 @@
         </w:rPr>
         <w:t xml:space="preserve">Open the map in MapMaker: </w:t>
       </w:r>
-      <w:hyperlink w:history="1" r:id="rIdcuwyr7sy4scyw7v2nx3rj">
+      <w:hyperlink w:history="1" r:id="rId2l3b3beephc0ir0yhbakj">
         <w:r>
           <w:rPr>
             <w:i/>

--- a/resources/dist/mapmaker/sheets/civil-war-battlefields-student-sheet-en.docx
+++ b/resources/dist/mapmaker/sheets/civil-war-battlefields-student-sheet-en.docx
@@ -64,7 +64,7 @@
         </w:rPr>
         <w:t xml:space="preserve">Open the map in MapMaker: </w:t>
       </w:r>
-      <w:hyperlink w:history="1" r:id="rId2l3b3beephc0ir0yhbakj">
+      <w:hyperlink w:history="1" r:id="rIdpx3onznhag4iwazrzfa71">
         <w:r>
           <w:rPr>
             <w:i/>
@@ -789,7 +789,7 @@
       <w:pStyle w:val="Credits"/>
     </w:pPr>
     <w:r>
-      <w:t xml:space="preserve">Civil War Battlefields, 0.7.0.</w:t>
+      <w:t xml:space="preserve">Civil War Battlefields, 0.7.1.</w:t>
     </w:r>
   </w:p>
 </w:ftr>

--- a/resources/dist/mapmaker/sheets/civil-war-battlefields-student-sheet-en.docx
+++ b/resources/dist/mapmaker/sheets/civil-war-battlefields-student-sheet-en.docx
@@ -55,7 +55,7 @@
     </w:p>
     <w:p>
       <w:pPr>
-        <w:spacing w:after="40"/>
+        <w:spacing w:after="160"/>
       </w:pPr>
       <w:r>
         <w:rPr>
@@ -64,7 +64,7 @@
         </w:rPr>
         <w:t xml:space="preserve">Open the map in MapMaker: </w:t>
       </w:r>
-      <w:hyperlink w:history="1" r:id="rIdpx3onznhag4iwazrzfa71">
+      <w:hyperlink w:history="1" r:id="rIdq7c4ievb7uqjiyklnolh4">
         <w:r>
           <w:rPr>
             <w:i/>
@@ -78,15 +78,6 @@
     </w:p>
     <w:p>
       <w:pPr>
-        <w:pStyle w:val="Credits"/>
-        <w:spacing w:after="160"/>
-      </w:pPr>
-      <w:r>
-        <w:t xml:space="preserve">Map address: https://mpmkr.maps.arcgis.com/apps/instant/atlas/index.html?appid=0cd1cdee853c413a84bfe4b9a6931f0d&amp;webmap=7a06e8e2818941f99a3d40bb32e08118</w:t>
-      </w:r>
-    </w:p>
-    <w:p>
-      <w:pPr>
         <w:pStyle w:val="Heading2"/>
         <w:spacing w:after="20" w:before="80"/>
       </w:pPr>
@@ -715,19 +706,6 @@
       </w:pPr>
       <w:r>
         <w:t xml:space="preserve"/>
-      </w:r>
-    </w:p>
-    <w:p>
-      <w:pPr>
-        <w:pStyle w:val="Credits"/>
-        <w:spacing w:before="60" w:line="190"/>
-      </w:pPr>
-      <w:r>
-        <w:rPr>
-          <w:sz w:val="16"/>
-          <w:szCs w:val="16"/>
-        </w:rPr>
-        <w:t xml:space="preserve">Map data: State boundaries from IPUMS NHGIS, grouped by the MapMaker team; National Park Service, American Battlefield Protection Program; Not stated on the layer (hosted by the MapMaker team); Jeremy Atack, historical railroad data (ICPSR 36353), prepared by the MapMaker team; American Battlefield Trust.</w:t>
       </w:r>
     </w:p>
     <w:sectPr>

--- a/resources/dist/mapmaker/sheets/civil-war-battlefields-student-sheet-en.docx
+++ b/resources/dist/mapmaker/sheets/civil-war-battlefields-student-sheet-en.docx
@@ -64,7 +64,7 @@
         </w:rPr>
         <w:t xml:space="preserve">Open the map in MapMaker: </w:t>
       </w:r>
-      <w:hyperlink w:history="1" r:id="rIdq7c4ievb7uqjiyklnolh4">
+      <w:hyperlink w:history="1" r:id="rIdgksipamidhijld8wuixwz">
         <w:r>
           <w:rPr>
             <w:i/>

--- a/resources/dist/mapmaker/sheets/civil-war-battlefields-student-sheet-en.docx
+++ b/resources/dist/mapmaker/sheets/civil-war-battlefields-student-sheet-en.docx
@@ -64,7 +64,7 @@
         </w:rPr>
         <w:t xml:space="preserve">Open the map in MapMaker: </w:t>
       </w:r>
-      <w:hyperlink w:history="1" r:id="rIdgksipamidhijld8wuixwz">
+      <w:hyperlink w:history="1" r:id="rId3ydm0w1eu1abcfbbwmbe0">
         <w:r>
           <w:rPr>
             <w:i/>
@@ -767,7 +767,7 @@
       <w:pStyle w:val="Credits"/>
     </w:pPr>
     <w:r>
-      <w:t xml:space="preserve">Civil War Battlefields, 0.7.1.</w:t>
+      <w:t xml:space="preserve">Civil War Battlefields, 0.7.2.</w:t>
     </w:r>
   </w:p>
 </w:ftr>

--- a/resources/dist/mapmaker/sheets/civil-war-battlefields-student-sheet-en.docx
+++ b/resources/dist/mapmaker/sheets/civil-war-battlefields-student-sheet-en.docx
@@ -64,7 +64,7 @@
         </w:rPr>
         <w:t xml:space="preserve">Open the map in MapMaker: </w:t>
       </w:r>
-      <w:hyperlink w:history="1" r:id="rId3ydm0w1eu1abcfbbwmbe0">
+      <w:hyperlink w:history="1" r:id="rIdsnpihwjb759ocz5zpwwam">
         <w:r>
           <w:rPr>
             <w:i/>

--- a/resources/dist/mapmaker/sheets/civil-war-battlefields-student-sheet-en.docx
+++ b/resources/dist/mapmaker/sheets/civil-war-battlefields-student-sheet-en.docx
@@ -64,7 +64,7 @@
         </w:rPr>
         <w:t xml:space="preserve">Open the map in MapMaker: </w:t>
       </w:r>
-      <w:hyperlink w:history="1" r:id="rIdsnpihwjb759ocz5zpwwam">
+      <w:hyperlink w:history="1" r:id="rIdgkqvajmoeh7fgghckptag">
         <w:r>
           <w:rPr>
             <w:i/>

--- a/resources/dist/mapmaker/sheets/civil-war-battlefields-student-sheet-en.docx
+++ b/resources/dist/mapmaker/sheets/civil-war-battlefields-student-sheet-en.docx
@@ -64,7 +64,7 @@
         </w:rPr>
         <w:t xml:space="preserve">Open the map in MapMaker: </w:t>
       </w:r>
-      <w:hyperlink w:history="1" r:id="rIdgkqvajmoeh7fgghckptag">
+      <w:hyperlink w:history="1" r:id="rIdw5dq0orytpvhadbnefk5z">
         <w:r>
           <w:rPr>
             <w:i/>
